--- a/Python_theory/PythonVsJava.docx
+++ b/Python_theory/PythonVsJava.docx
@@ -23,7 +23,6 @@
         <w:t xml:space="preserve"> thought Inside Class -&gt; main method</w:t>
       </w:r>
     </w:p>
-    <w:p/>
     <w:p>
       <w:r>
         <w:t xml:space="preserve">public -&gt; accessible to outside packages also. </w:t>
@@ -81,14 +80,6 @@
         </w:rPr>
         <w:t>Java</w:t>
       </w:r>
-    </w:p>
-    <w:p>
-      <w:pPr>
-        <w:rPr>
-          <w:b/>
-          <w:bCs/>
-        </w:rPr>
-      </w:pPr>
     </w:p>
     <w:p>
       <w:r>
@@ -490,9 +481,6 @@
       </w:r>
       <w:r>
         <w:br/>
-      </w:r>
-      <w:r>
-        <w:lastRenderedPageBreak/>
         <w:t>No need to import the collections like HashMap</w:t>
       </w:r>
       <w:r>
@@ -525,6 +513,7 @@
               <w:pStyle w:val="NoSpacing"/>
             </w:pPr>
             <w:r>
+              <w:lastRenderedPageBreak/>
               <w:t>Java</w:t>
             </w:r>
           </w:p>
@@ -641,8 +630,6 @@
             </w:pPr>
             <w:r>
               <w:br/>
-            </w:r>
-            <w:r>
               <w:t>Syntax is complex (write once run anywhere ex: Mac/Windows)</w:t>
             </w:r>
           </w:p>
